--- a/job-search/resumes/29_Amazon_Senior_Business_Analyst_Seller_External_Relati.docx
+++ b/job-search/resumes/29_Amazon_Senior_Business_Analyst_Seller_External_Relati.docx
@@ -56,7 +56,7 @@
     </w:p>
     <w:p>
       <w:pPr>
-        <w:spacing w:after="60" w:before="160" w:line="240" w:lineRule="auto"/>
+        <w:spacing w:after="60" w:before="140" w:line="240" w:lineRule="auto"/>
         <w:pBdr>
           <w:bottom w:val="single" w:sz="6" w:space="2" w:color="BFBFBF"/>
         </w:pBdr>
@@ -84,12 +84,12 @@
           <w:i w:val="0"/>
           <w:sz w:val="20"/>
         </w:rPr>
-        <w:t>Data analyst with 6+ years turning complex, high-volume enterprise datasets into decisions, owning the work end to end from extraction and modelling through dashboards and executive reporting. Advanced SQL and Python, Power BI and Tableau, with a track record of dashboards that cut reporting time and KPI frameworks leadership actually uses. Writes user stories and acceptance criteria, authors test cases, partners with QA through defect triage, and drives UAT and business acceptance to formal sign-off. Hands-on with data quality controls, lineage, stewardship and ERP master data, including a full SAP migration delivered at 100% data integrity. M.S. Information Systems; B.E. Industrial Engineering.</w:t>
+        <w:t>Data analyst with 6+ years turning complex, high-volume enterprise datasets into decisions, owning the work end to end from extraction and modeling through dashboards and executive reporting. Advanced SQL and Python with Power BI and Tableau — dashboards that cut reporting time 30% and KPI frameworks presented monthly to senior leadership. Writes user stories and acceptance criteria, authors test cases, partners with QA through defect triage, and drives UAT and business acceptance to formal sign-off. Managed 1,000+ pharmaceutical SKUs across East and West Africa and drove a $50M logistics cost reduction through cost-benefit and root cause analysis.</w:t>
       </w:r>
     </w:p>
     <w:p>
       <w:pPr>
-        <w:spacing w:after="60" w:before="160" w:line="240" w:lineRule="auto"/>
+        <w:spacing w:after="60" w:before="140" w:line="240" w:lineRule="auto"/>
         <w:pBdr>
           <w:bottom w:val="single" w:sz="6" w:space="2" w:color="BFBFBF"/>
         </w:pBdr>
@@ -117,12 +117,12 @@
           <w:i w:val="0"/>
           <w:sz w:val="19"/>
         </w:rPr>
-        <w:t>Requirements Elicitation &amp; Documentation  ·  User Stories &amp; Acceptance Criteria  ·  UAT &amp; Business Acceptance Testing  ·  Test Case Authoring &amp; QA Partnership  ·  Current/Future-State Process Analysis  ·  Requirements Traceability  ·  SQL &amp; Python Analysis  ·  Power BI &amp; Tableau Dashboards  ·  KPI Design &amp; Executive Reporting  ·  Ad-hoc &amp; Self-Service Reporting  ·  Data Governance &amp; Quality Controls  ·  Master Data, Metadata &amp; Lineage</w:t>
+        <w:t>SQL (advanced)  ·  Excel (advanced)  ·  business intelligence  ·  stakeholder management  ·  healthcare data  ·  Power BI (DAX, Power Query)  ·  Tableau  ·  data visualization  ·  operational &amp; executive reporting  ·  process &amp; reporting automation  ·  cross-functional collaboration  ·  claims data</w:t>
       </w:r>
     </w:p>
     <w:p>
       <w:pPr>
-        <w:spacing w:after="60" w:before="160" w:line="240" w:lineRule="auto"/>
+        <w:spacing w:after="60" w:before="140" w:line="240" w:lineRule="auto"/>
         <w:pBdr>
           <w:bottom w:val="single" w:sz="6" w:space="2" w:color="BFBFBF"/>
         </w:pBdr>
@@ -149,14 +149,14 @@
           <w:b/>
           <w:sz w:val="20"/>
         </w:rPr>
-        <w:t xml:space="preserve">Analytics &amp; Querying: </w:t>
+        <w:t xml:space="preserve">BI &amp; Visualization: </w:t>
       </w:r>
       <w:r>
         <w:rPr>
           <w:rFonts w:ascii="Calibri" w:hAnsi="Calibri"/>
           <w:sz w:val="20"/>
         </w:rPr>
-        <w:t>SQL (advanced), Python (Pandas, NumPy, Scikit-learn), Excel (advanced), SAS, VBA, PowerShell</w:t>
+        <w:t>business intelligence, Power BI (DAX, Power Query), Tableau, data visualization, operational &amp; executive reporting, SSRS, dashboards, KPI design &amp; monitoring</w:t>
       </w:r>
     </w:p>
     <w:p>
@@ -169,14 +169,54 @@
           <w:b/>
           <w:sz w:val="20"/>
         </w:rPr>
-        <w:t xml:space="preserve">BI &amp; Visualization: </w:t>
+        <w:t xml:space="preserve">Languages &amp; Querying: </w:t>
       </w:r>
       <w:r>
         <w:rPr>
           <w:rFonts w:ascii="Calibri" w:hAnsi="Calibri"/>
           <w:sz w:val="20"/>
         </w:rPr>
-        <w:t>Power BI (DAX, Power Query), Tableau, SSRS, executive dashboards, KPI scorecards</w:t>
+        <w:t>SQL (advanced), Excel (advanced), Python (Pandas, NumPy, Scikit-learn), VBA</w:t>
+      </w:r>
+    </w:p>
+    <w:p>
+      <w:pPr>
+        <w:spacing w:after="20" w:before="0" w:line="240" w:lineRule="auto"/>
+      </w:pPr>
+      <w:r>
+        <w:rPr>
+          <w:rFonts w:ascii="Calibri" w:hAnsi="Calibri"/>
+          <w:b/>
+          <w:sz w:val="20"/>
+        </w:rPr>
+        <w:t xml:space="preserve">Delivery &amp; Tools: </w:t>
+      </w:r>
+      <w:r>
+        <w:rPr>
+          <w:rFonts w:ascii="Calibri" w:hAnsi="Calibri"/>
+          <w:sz w:val="20"/>
+        </w:rPr>
+        <w:t>stakeholder management, cross-functional collaboration, Agile/Scrum, Waterfall, JIRA, Confluence</w:t>
+      </w:r>
+    </w:p>
+    <w:p>
+      <w:pPr>
+        <w:spacing w:after="20" w:before="0" w:line="240" w:lineRule="auto"/>
+      </w:pPr>
+      <w:r>
+        <w:rPr>
+          <w:rFonts w:ascii="Calibri" w:hAnsi="Calibri"/>
+          <w:b/>
+          <w:sz w:val="20"/>
+        </w:rPr>
+        <w:t xml:space="preserve">Domain Expertise: </w:t>
+      </w:r>
+      <w:r>
+        <w:rPr>
+          <w:rFonts w:ascii="Calibri" w:hAnsi="Calibri"/>
+          <w:sz w:val="20"/>
+        </w:rPr>
+        <w:t>healthcare data, claims data</w:t>
       </w:r>
     </w:p>
     <w:p>
@@ -196,7 +236,7 @@
           <w:rFonts w:ascii="Calibri" w:hAnsi="Calibri"/>
           <w:sz w:val="20"/>
         </w:rPr>
-        <w:t>ETL pipeline development, Informatica, large-dataset cleaning &amp; processing, data modeling, database design, system integration</w:t>
+        <w:t>process &amp; reporting automation, ETL pipeline development, Informatica, data modeling, system &amp; data integration</w:t>
       </w:r>
     </w:p>
     <w:p>
@@ -209,14 +249,14 @@
           <w:b/>
           <w:sz w:val="20"/>
         </w:rPr>
-        <w:t xml:space="preserve">Modeling &amp; Planning: </w:t>
+        <w:t xml:space="preserve">Enterprise Platforms: </w:t>
       </w:r>
       <w:r>
         <w:rPr>
           <w:rFonts w:ascii="Calibri" w:hAnsi="Calibri"/>
           <w:sz w:val="20"/>
         </w:rPr>
-        <w:t>Forecasting, demand planning, regression, statistical analysis, capacity modeling, NLP</w:t>
+        <w:t>SAP (SD, MM, CRM, PP, WLM), SQL Server, Snowflake</w:t>
       </w:r>
     </w:p>
     <w:p>
@@ -229,39 +269,19 @@
           <w:b/>
           <w:sz w:val="20"/>
         </w:rPr>
-        <w:t xml:space="preserve">Business Analysis: </w:t>
+        <w:t xml:space="preserve">Analytics &amp; Modeling: </w:t>
       </w:r>
       <w:r>
         <w:rPr>
           <w:rFonts w:ascii="Calibri" w:hAnsi="Calibri"/>
           <w:sz w:val="20"/>
         </w:rPr>
-        <w:t>Requirements elicitation, functional &amp; non-functional specs, user stories, acceptance criteria, process flows (Visio), current/future-state and gap analysis</w:t>
+        <w:t>forecasting, statistical analysis, root cause analysis</w:t>
       </w:r>
     </w:p>
     <w:p>
       <w:pPr>
-        <w:spacing w:after="20" w:before="0" w:line="240" w:lineRule="auto"/>
-      </w:pPr>
-      <w:r>
-        <w:rPr>
-          <w:rFonts w:ascii="Calibri" w:hAnsi="Calibri"/>
-          <w:b/>
-          <w:sz w:val="20"/>
-        </w:rPr>
-        <w:t xml:space="preserve">Testing &amp; Quality: </w:t>
-      </w:r>
-      <w:r>
-        <w:rPr>
-          <w:rFonts w:ascii="Calibri" w:hAnsi="Calibri"/>
-          <w:sz w:val="20"/>
-        </w:rPr>
-        <w:t>Test scenarios &amp; test cases, test data preparation, QA partnership, defect triage, UAT and business acceptance</w:t>
-      </w:r>
-    </w:p>
-    <w:p>
-      <w:pPr>
-        <w:spacing w:after="60" w:before="160" w:line="240" w:lineRule="auto"/>
+        <w:spacing w:after="60" w:before="140" w:line="240" w:lineRule="auto"/>
         <w:pBdr>
           <w:bottom w:val="single" w:sz="6" w:space="2" w:color="BFBFBF"/>
         </w:pBdr>
@@ -317,7 +337,35 @@
           <w:rFonts w:ascii="Calibri" w:hAnsi="Calibri"/>
           <w:sz w:val="20"/>
         </w:rPr>
-        <w:t>Serve as an expert resource to report consumers and mentor junior analysts on analytical methods, documentation standards and stakeholder communication.</w:t>
+        <w:t>Engineered and deployed interactive Power BI dashboards integrating disparate enterprise data sources, cutting reporting time 30% and generating $20,000 in annual savings.</w:t>
+      </w:r>
+    </w:p>
+    <w:p>
+      <w:pPr>
+        <w:pStyle w:val="ListBullet"/>
+        <w:spacing w:after="40" w:before="0" w:line="240" w:lineRule="auto"/>
+        <w:ind w:left="259" w:hanging="187"/>
+      </w:pPr>
+      <w:r>
+        <w:rPr>
+          <w:rFonts w:ascii="Calibri" w:hAnsi="Calibri"/>
+          <w:sz w:val="20"/>
+        </w:rPr>
+        <w:t>Execute SQL against backend databases for extraction, validation and reconciliation, confirming delivered data matches documented requirements before release.</w:t>
+      </w:r>
+    </w:p>
+    <w:p>
+      <w:pPr>
+        <w:pStyle w:val="ListBullet"/>
+        <w:spacing w:after="40" w:before="0" w:line="240" w:lineRule="auto"/>
+        <w:ind w:left="259" w:hanging="187"/>
+      </w:pPr>
+      <w:r>
+        <w:rPr>
+          <w:rFonts w:ascii="Calibri" w:hAnsi="Calibri"/>
+          <w:sz w:val="20"/>
+        </w:rPr>
+        <w:t>Developed SQL and Python analyses across large-scale sales datasets to surface demand-supply imbalances, improving forecast accuracy 25% and informing inventory and capacity decisions.</w:t>
       </w:r>
     </w:p>
     <w:p>
@@ -345,35 +393,7 @@
           <w:rFonts w:ascii="Calibri" w:hAnsi="Calibri"/>
           <w:sz w:val="20"/>
         </w:rPr>
-        <w:t>Lead a monthly executive reporting cadence, presenting dashboard-driven insight on performance, risks and trends to align senior leadership on priorities.</w:t>
-      </w:r>
-    </w:p>
-    <w:p>
-      <w:pPr>
-        <w:pStyle w:val="ListBullet"/>
-        <w:spacing w:after="40" w:before="0" w:line="240" w:lineRule="auto"/>
-        <w:ind w:left="259" w:hanging="187"/>
-      </w:pPr>
-      <w:r>
-        <w:rPr>
-          <w:rFonts w:ascii="Calibri" w:hAnsi="Calibri"/>
-          <w:sz w:val="20"/>
-        </w:rPr>
-        <w:t>Execute SQL against backend databases for extraction, validation and reconciliation, confirming delivered data matches documented requirements before release.</w:t>
-      </w:r>
-    </w:p>
-    <w:p>
-      <w:pPr>
-        <w:pStyle w:val="ListBullet"/>
-        <w:spacing w:after="40" w:before="0" w:line="240" w:lineRule="auto"/>
-        <w:ind w:left="259" w:hanging="187"/>
-      </w:pPr>
-      <w:r>
-        <w:rPr>
-          <w:rFonts w:ascii="Calibri" w:hAnsi="Calibri"/>
-          <w:sz w:val="20"/>
-        </w:rPr>
-        <w:t>Engineered and deployed interactive Power BI dashboards integrating disparate enterprise data sources, cutting reporting time 30% and generating $20,000 in annual savings.</w:t>
+        <w:t>Build and automate Python and SQL data pipelines and reporting applications released through CI/CD practices on cloud infrastructure.</w:t>
       </w:r>
     </w:p>
     <w:p>
@@ -401,7 +421,7 @@
           <w:rFonts w:ascii="Calibri" w:hAnsi="Calibri"/>
           <w:sz w:val="20"/>
         </w:rPr>
-        <w:t>Developed SQL and Python analyses across large-scale sales datasets to surface demand-supply imbalances, improving forecast accuracy 25% and informing inventory and capacity decisions.</w:t>
+        <w:t>Elicit business, functional and non-functional requirements from non-technical stakeholders and translate them into documented specifications, user stories and acceptance criteria.</w:t>
       </w:r>
     </w:p>
     <w:p>
@@ -415,7 +435,7 @@
           <w:rFonts w:ascii="Calibri" w:hAnsi="Calibri"/>
           <w:sz w:val="20"/>
         </w:rPr>
-        <w:t>Designed a carton-sizing optimization model that saved 200 man-hours per month through data-driven change to inventory processes.</w:t>
+        <w:t>Serve as an expert resource to report consumers and mentor junior analysts on analytical methods, documentation standards and stakeholder communication.</w:t>
       </w:r>
     </w:p>
     <w:p>
@@ -457,7 +477,7 @@
           <w:rFonts w:ascii="Calibri" w:hAnsi="Calibri"/>
           <w:sz w:val="20"/>
         </w:rPr>
-        <w:t>Led migration of manual data processes into SAP, applying master data management and validation controls to achieve 100% data integrity and cut data entry errors 40%.</w:t>
+        <w:t>Conducted cost-benefit and root cause analysis in SQL, Power BI and Tableau across pharmaceutical operations, identifying inefficiencies that drove a $50M reduction in logistics costs.</w:t>
       </w:r>
     </w:p>
     <w:p>
@@ -471,7 +491,7 @@
           <w:rFonts w:ascii="Calibri" w:hAnsi="Calibri"/>
           <w:sz w:val="20"/>
         </w:rPr>
-        <w:t>Conducted cost-benefit and root cause analysis in SQL, Power BI and Tableau across pharmaceutical operations, identifying inefficiencies that drove a $50M reduction in logistics costs.</w:t>
+        <w:t>Integrated SSRS with SQL Server and Excel to automate reporting pipelines, eliminating manual reporting effort and improving data accessibility for business and IT teams.</w:t>
       </w:r>
     </w:p>
     <w:p>
@@ -499,21 +519,7 @@
           <w:rFonts w:ascii="Calibri" w:hAnsi="Calibri"/>
           <w:sz w:val="20"/>
         </w:rPr>
-        <w:t>Improved demand forecast accuracy 20% through recurring performance reviews with planners and business subject-matter experts, using statistical models and historical trend analysis.</w:t>
-      </w:r>
-    </w:p>
-    <w:p>
-      <w:pPr>
-        <w:pStyle w:val="ListBullet"/>
-        <w:spacing w:after="40" w:before="0" w:line="240" w:lineRule="auto"/>
-        <w:ind w:left="259" w:hanging="187"/>
-      </w:pPr>
-      <w:r>
-        <w:rPr>
-          <w:rFonts w:ascii="Calibri" w:hAnsi="Calibri"/>
-          <w:sz w:val="20"/>
-        </w:rPr>
-        <w:t>Integrated SSRS with SQL Server and Excel to automate reporting pipelines, eliminating manual reporting effort and improving data accessibility for business and IT teams.</w:t>
+        <w:t>Led migration of manual data processes into SAP, applying master data management and validation controls to achieve 100% data integrity and cut data entry errors 40%.</w:t>
       </w:r>
     </w:p>
     <w:p>
@@ -541,12 +547,26 @@
           <w:rFonts w:ascii="Calibri" w:hAnsi="Calibri"/>
           <w:sz w:val="20"/>
         </w:rPr>
-        <w:t>Established a standardized Informatica ETL operating procedure for product data ingestion into SAP, creating consistent, auditable and lineage-traceable data flows across business functions.</w:t>
+        <w:t>Improved demand forecast accuracy 20% through recurring performance reviews with planners and business subject-matter experts, using statistical models and historical trend analysis.</w:t>
       </w:r>
     </w:p>
     <w:p>
       <w:pPr>
-        <w:spacing w:after="60" w:before="160" w:line="240" w:lineRule="auto"/>
+        <w:pStyle w:val="ListBullet"/>
+        <w:spacing w:after="40" w:before="0" w:line="240" w:lineRule="auto"/>
+        <w:ind w:left="259" w:hanging="187"/>
+      </w:pPr>
+      <w:r>
+        <w:rPr>
+          <w:rFonts w:ascii="Calibri" w:hAnsi="Calibri"/>
+          <w:sz w:val="20"/>
+        </w:rPr>
+        <w:t>Validated delivered functionality against documented requirements through structured business acceptance testing at cutover.</w:t>
+      </w:r>
+    </w:p>
+    <w:p>
+      <w:pPr>
+        <w:spacing w:after="60" w:before="140" w:line="240" w:lineRule="auto"/>
         <w:pBdr>
           <w:bottom w:val="single" w:sz="6" w:space="2" w:color="BFBFBF"/>
         </w:pBdr>
@@ -621,7 +641,7 @@
     </w:p>
     <w:sectPr>
       <w:pgSz w:w="12240" w:h="15840"/>
-      <w:pgMar w:top="720" w:right="936" w:bottom="720" w:left="936" w:header="720" w:footer="720" w:gutter="0"/>
+      <w:pgMar w:top="720" w:right="864" w:bottom="720" w:left="864" w:header="720" w:footer="720" w:gutter="0"/>
       <w:cols w:space="720"/>
       <w:docGrid w:linePitch="360"/>
     </w:sectPr>
